--- a/docs/Game Instruction Document.docx
+++ b/docs/Game Instruction Document.docx
@@ -17,7 +17,7 @@
           <w:szCs w:val="28"/>
           <w:rtl w:val="0"/>
         </w:rPr>
-        <w:t xml:space="preserve">Control the game with the Left and Right Arrow Keys, and the Space Bar.</w:t>
+        <w:t xml:space="preserve">Control the game with either the arrow keys + the Space Bar, or with WASD.</w:t>
       </w:r>
     </w:p>
     <w:p>
@@ -51,6 +51,51 @@
           <w:rtl w:val="0"/>
         </w:rPr>
         <w:t xml:space="preserve">After the game starts, the Dealer will select a playing card at random, and show it. Be sure to remember what card he picks, as he’ll only show it for a second or two. Afterwards, he’ll give you a few seconds to commit it to memory, and then have you choose from 5 different cards. Jump under a card to select it. If the card you chose was the same suit and same number as the card he picked, you’ll gain a point! But if it’s wrong, it’s game over.</w:t>
+        <w:br w:type="textWrapping"/>
+        <w:t xml:space="preserve">The goal is to get 30 points.</w:t>
+      </w:r>
+      <w:r>
+        <w:rPr>
+          <w:sz w:val="28"/>
+          <w:szCs w:val="28"/>
+        </w:rPr>
+        <w:drawing>
+          <wp:inline distB="114300" distT="114300" distL="114300" distR="114300">
+            <wp:extent cx="5943600" cy="4457700"/>
+            <wp:effectExtent b="0" l="0" r="0" t="0"/>
+            <wp:docPr id="1" name="image1.png"/>
+            <a:graphic>
+              <a:graphicData uri="http://schemas.openxmlformats.org/drawingml/2006/picture">
+                <pic:pic>
+                  <pic:nvPicPr>
+                    <pic:cNvPr id="0" name="image1.png"/>
+                    <pic:cNvPicPr preferRelativeResize="0"/>
+                  </pic:nvPicPr>
+                  <pic:blipFill>
+                    <a:blip r:embed="rId6"/>
+                    <a:srcRect b="0" l="0" r="0" t="0"/>
+                    <a:stretch>
+                      <a:fillRect/>
+                    </a:stretch>
+                  </pic:blipFill>
+                  <pic:spPr>
+                    <a:xfrm>
+                      <a:off x="0" y="0"/>
+                      <a:ext cx="5943600" cy="4457700"/>
+                    </a:xfrm>
+                    <a:prstGeom prst="rect"/>
+                    <a:ln/>
+                  </pic:spPr>
+                </pic:pic>
+              </a:graphicData>
+            </a:graphic>
+          </wp:inline>
+        </w:drawing>
+      </w:r>
+      <w:r>
+        <w:rPr>
+          <w:rtl w:val="0"/>
+        </w:rPr>
       </w:r>
     </w:p>
     <w:sectPr>
